--- a/dcvoltage-e27-model/Organic_Discovery_Kuberan_tasks_2026-10-05.docx
+++ b/dcvoltage-e27-model/Organic_Discovery_Kuberan_tasks_2026-10-05.docx
@@ -39,7 +39,7 @@
           <w:sz w:val="20"/>
           <w:szCs w:val="20"/>
         </w:rPr>
-        <w:t xml:space="preserve">Source: “LEDsone Organic Discovery: Rules, Recommendations and Results Log” (Google Doc, last updated Sunday 4 October 2026). Approver: Muguntha.</w:t>
+        <w:t xml:space="preserve">Source: “LEDsone Organic Discovery: Rules, Recommendations and Results Log” (Google Doc, last updated Sunday 4 October 2026). Approver: Muguntha.   Updated 2026-10-05: GA-19 now 4 of 6 parts done.</w:t>
       </w:r>
     </w:p>
     <w:p>
@@ -429,7 +429,7 @@
                 <w:sz w:val="20"/>
                 <w:szCs w:val="20"/>
               </w:rPr>
-              <w:t xml:space="preserve">Not started</w:t>
+              <w:t xml:space="preserve">4 of 6 done</w:t>
             </w:r>
           </w:p>
         </w:tc>
@@ -733,7 +733,7 @@
           </w:p>
           <w:p>
             <w:pPr>
-              <w:spacing w:after="100"/>
+              <w:spacing w:after="0"/>
             </w:pPr>
             <w:r>
               <w:rPr>
@@ -743,22 +743,7 @@
                 <w:sz w:val="21"/>
                 <w:szCs w:val="21"/>
               </w:rPr>
-              <w:t xml:space="preserve">Get Muguntha’s sign-off before doing Part 3 (alt text) and Part 4 (compare-at prices) at bulk scale. Parts 1, 2, 5 and 6 are template/structural work — safe to start without separate approval.</w:t>
-            </w:r>
-          </w:p>
-          <w:p>
-            <w:pPr>
-              <w:spacing w:after="0"/>
-            </w:pPr>
-            <w:r>
-              <w:rPr>
-                <w:b w:val="false"/>
-                <w:bCs w:val="false"/>
-                <w:color w:val="8A5A00"/>
-                <w:sz w:val="21"/>
-                <w:szCs w:val="21"/>
-              </w:rPr>
-              <w:t xml:space="preserve">Recommended order today: Part 1 (H1) first — pure template work, matches the doc’s own instruction, and doesn’t need the approval wait.</w:t>
+              <w:t xml:space="preserve">Parts 1, 2, 5 and 6 are now DONE — all template/structural work, no approval needed. Parts 3 (alt text) and 4 (compare-at prices) remain BLOCKED — report already sent to Muguntha, Hethesha and Sajeepan with live data, awaiting her decision.</w:t>
             </w:r>
           </w:p>
         </w:tc>
@@ -778,7 +763,7 @@
           <w:bCs/>
           <w:color w:val="1A1A1A"/>
         </w:rPr>
-        <w:t xml:space="preserve">Part 1 — Product Title as the H1 (START HERE)</w:t>
+        <w:t xml:space="preserve">Part 1 — Product Title as the H1  [DONE]</w:t>
       </w:r>
     </w:p>
     <w:p>
@@ -808,7 +793,7 @@
           <w:sz w:val="22"/>
           <w:szCs w:val="22"/>
         </w:rPr>
-        <w:t xml:space="preserve">dcvoltage’s theme currently prints a separate small heading before the real H1 (same bug class as P10 in the earlier E27 batch, but site-wide here, not just product 1025).</w:t>
+        <w:t xml:space="preserve">dcvoltage’s theme currently prints a separate small heading before the real H1 (same bug class as P10 in the earlier E27 batch, but site-wide here, not just product 1025). Fixed: two bugs found (the title block's “H1” setting only applied CSS styling, not the real tag, which was hardcoded as &lt;h3&gt;; plus a second duplicate heading in the sticky add-to-cart bar). Both fixed and verified live on two different products.</w:t>
       </w:r>
     </w:p>
     <w:p>
@@ -937,7 +922,7 @@
           <w:sz w:val="22"/>
           <w:szCs w:val="22"/>
         </w:rPr>
-        <w:t xml:space="preserve">The bot fetches sample product pages and confirms exactly one &lt;h1&gt; containing the product title.</w:t>
+        <w:t xml:space="preserve">The bot fetches sample product pages and confirms exactly one &lt;h1&gt; containing the product title. Confirmed live on 2 products via raw HTML fetch.</w:t>
       </w:r>
     </w:p>
     <w:p>
@@ -954,7 +939,7 @@
           <w:bCs/>
           <w:color w:val="1A1A1A"/>
         </w:rPr>
-        <w:t xml:space="preserve">Part 2 — Show Ratings</w:t>
+        <w:t xml:space="preserve">Part 2 — Show Ratings  [DONE]</w:t>
       </w:r>
     </w:p>
     <w:p>
@@ -984,7 +969,7 @@
           <w:sz w:val="22"/>
           <w:szCs w:val="22"/>
         </w:rPr>
-        <w:t xml:space="preserve">0 of 15 sampled product pages show star ratings today (per the Sept 29 doc’s earlier audit — same root issue GA-06 covers site-wide for ledsone).</w:t>
+        <w:t xml:space="preserve">0 of 15 sampled product pages show star ratings today (per the Sept 29 doc’s earlier audit). Fixed: Judge.me was already installed with 27 real published reviews, but its display blocks were switched off. Enabled both, confirmed live.</w:t>
       </w:r>
     </w:p>
     <w:p>
@@ -1049,24 +1034,24 @@
           <w:sz w:val="22"/>
           <w:szCs w:val="22"/>
         </w:rPr>
-        <w:t xml:space="preserve">If there are genuinely 0 reviews yet: do NOT fabricate a rating — ES-01 elsewhere in the same doc is actively removing a fake 4.5-star rating with 0 real reviews as a known problem. Ratings only show once real reviews exist.</w:t>
-      </w:r>
-    </w:p>
-    <w:p>
-      <w:pPr>
-        <w:pStyle w:val="ListParagraph"/>
-        <w:numPr>
-          <w:ilvl w:val="0"/>
-          <w:numId w:val="2"/>
-        </w:numPr>
-        <w:spacing w:after="80"/>
-      </w:pPr>
-      <w:r>
-        <w:rPr>
-          <w:sz w:val="22"/>
-          <w:szCs w:val="22"/>
-        </w:rPr>
-        <w:t xml:space="preserve">Confirm AggregateRating structured data is present once real reviews exist (check with Google’s Rich Results Test).</w:t>
+        <w:t xml:space="preserve">If there are genuinely 0 reviews yet: do NOT fabricate a rating.</w:t>
+      </w:r>
+    </w:p>
+    <w:p>
+      <w:pPr>
+        <w:pStyle w:val="ListParagraph"/>
+        <w:numPr>
+          <w:ilvl w:val="0"/>
+          <w:numId w:val="2"/>
+        </w:numPr>
+        <w:spacing w:after="80"/>
+      </w:pPr>
+      <w:r>
+        <w:rPr>
+          <w:sz w:val="22"/>
+          <w:szCs w:val="22"/>
+        </w:rPr>
+        <w:t xml:space="preserve">Confirm AggregateRating structured data is present once real reviews exist.</w:t>
       </w:r>
     </w:p>
     <w:p>
@@ -1096,7 +1081,7 @@
           <w:sz w:val="22"/>
           <w:szCs w:val="22"/>
         </w:rPr>
-        <w:t xml:space="preserve">Fetch sample product pages, check for visible rating stars plus the AggregateRating schema.</w:t>
+        <w:t xml:space="preserve">Fetch sample product pages, check for visible rating stars plus the AggregateRating schema. Confirmed live.</w:t>
       </w:r>
     </w:p>
     <w:p>
@@ -1113,7 +1098,7 @@
           <w:bCs/>
           <w:color w:val="1A1A1A"/>
         </w:rPr>
-        <w:t xml:space="preserve">Part 3 — Alt Text on Images</w:t>
+        <w:t xml:space="preserve">Part 3 — Alt Text on Images  [BLOCKED]</w:t>
       </w:r>
     </w:p>
     <w:tbl>
@@ -1193,7 +1178,7 @@
           <w:sz w:val="22"/>
           <w:szCs w:val="22"/>
         </w:rPr>
-        <w:t xml:space="preserve">1,385 of 3,655 dcvoltage images have no alt text.</w:t>
+        <w:t xml:space="preserve">1,385 of 3,655 dcvoltage images have no alt text (stale audit figure). Live pull today found the real current count: 1,356 of 4,196 images. Report sent to Muguntha, Hethesha and Sajeepan — awaiting her decision on bulk vs. manual approach. No changes made.</w:t>
       </w:r>
     </w:p>
     <w:p>
@@ -1224,41 +1209,41 @@
           <w:sz w:val="22"/>
           <w:szCs w:val="22"/>
         </w:rPr>
-        <w:t xml:space="preserve">Identify the image set: a mix of product images and collection/theme images. Product image alt text is set per-image in Shopify Admin → Products → (product) → Media → click image → Alt text field.</w:t>
-      </w:r>
-    </w:p>
-    <w:p>
-      <w:pPr>
-        <w:pStyle w:val="ListParagraph"/>
-        <w:numPr>
-          <w:ilvl w:val="0"/>
-          <w:numId w:val="2"/>
-        </w:numPr>
-        <w:spacing w:after="80"/>
-      </w:pPr>
-      <w:r>
-        <w:rPr>
-          <w:sz w:val="22"/>
-          <w:szCs w:val="22"/>
-        </w:rPr>
-        <w:t xml:space="preserve">For bulk coverage, a pattern-based approach (product title + variant, same convention as GA-11 for ledsone) is faster than manual entry for all 1,385 — confirm with Muguntha whether a bulk script is acceptable or each needs manual review.</w:t>
-      </w:r>
-    </w:p>
-    <w:p>
-      <w:pPr>
-        <w:pStyle w:val="ListParagraph"/>
-        <w:numPr>
-          <w:ilvl w:val="0"/>
-          <w:numId w:val="2"/>
-        </w:numPr>
-        <w:spacing w:after="80"/>
-      </w:pPr>
-      <w:r>
-        <w:rPr>
-          <w:sz w:val="22"/>
-          <w:szCs w:val="22"/>
-        </w:rPr>
-        <w:t xml:space="preserve">Write descriptive, accurate alt text — product name plus a key distinguishing detail (shape, colour, angle). Never invent details not visible in the image.</w:t>
+        <w:t xml:space="preserve">Identify the image set: a mix of product images and collection/theme images.</w:t>
+      </w:r>
+    </w:p>
+    <w:p>
+      <w:pPr>
+        <w:pStyle w:val="ListParagraph"/>
+        <w:numPr>
+          <w:ilvl w:val="0"/>
+          <w:numId w:val="2"/>
+        </w:numPr>
+        <w:spacing w:after="80"/>
+      </w:pPr>
+      <w:r>
+        <w:rPr>
+          <w:sz w:val="22"/>
+          <w:szCs w:val="22"/>
+        </w:rPr>
+        <w:t xml:space="preserve">For bulk coverage, a pattern-based approach (product title + variant) is faster than manual entry — confirm with Muguntha whether a bulk script is acceptable.</w:t>
+      </w:r>
+    </w:p>
+    <w:p>
+      <w:pPr>
+        <w:pStyle w:val="ListParagraph"/>
+        <w:numPr>
+          <w:ilvl w:val="0"/>
+          <w:numId w:val="2"/>
+        </w:numPr>
+        <w:spacing w:after="80"/>
+      </w:pPr>
+      <w:r>
+        <w:rPr>
+          <w:sz w:val="22"/>
+          <w:szCs w:val="22"/>
+        </w:rPr>
+        <w:t xml:space="preserve">Write descriptive, accurate alt text — product name plus a key distinguishing detail. Never invent details not visible in the image.</w:t>
       </w:r>
     </w:p>
     <w:p>
@@ -1322,7 +1307,7 @@
           <w:bCs/>
           <w:color w:val="1A1A1A"/>
         </w:rPr>
-        <w:t xml:space="preserve">Part 4 — Clear Wrong Compare-At Prices</w:t>
+        <w:t xml:space="preserve">Part 4 — Clear Wrong Compare-At Prices  [BLOCKED]</w:t>
       </w:r>
     </w:p>
     <w:tbl>
@@ -1402,7 +1387,7 @@
           <w:sz w:val="22"/>
           <w:szCs w:val="22"/>
         </w:rPr>
-        <w:t xml:space="preserve">Per the Sept 29 doc, 41 dcvoltage variants show a compare-at price below the selling price or at £0.00 — a UK consumer-law risk (misleading “was” price).</w:t>
+        <w:t xml:space="preserve">41 dcvoltage variants show a compare-at price below the selling price or at £0.00 (stale audit figure) — a UK consumer-law risk. Live pull today found the real current count: 57 variants (40 on ACTIVE products). Report sent to Muguntha, Hethesha and Sajeepan — awaiting her decision per variant. No changes made.</w:t>
       </w:r>
     </w:p>
     <w:p>
@@ -1433,41 +1418,41 @@
           <w:sz w:val="22"/>
           <w:szCs w:val="22"/>
         </w:rPr>
-        <w:t xml:space="preserve">Pull the list of affected variants (compareAtPrice &lt; price, or compareAtPrice = 0 while a price exists) — may already exist from the Sept 29 audit, or needs a fresh Shopify Admin API query.</w:t>
-      </w:r>
-    </w:p>
-    <w:p>
-      <w:pPr>
-        <w:pStyle w:val="ListParagraph"/>
-        <w:numPr>
-          <w:ilvl w:val="0"/>
-          <w:numId w:val="2"/>
-        </w:numPr>
-        <w:spacing w:after="80"/>
-      </w:pPr>
-      <w:r>
-        <w:rPr>
-          <w:sz w:val="22"/>
-          <w:szCs w:val="22"/>
-        </w:rPr>
-        <w:t xml:space="preserve">For each affected variant, decide with Muguntha: either blank the compare-at price (no “was” price shown), or set a genuine, verifiable prior price.</w:t>
-      </w:r>
-    </w:p>
-    <w:p>
-      <w:pPr>
-        <w:pStyle w:val="ListParagraph"/>
-        <w:numPr>
-          <w:ilvl w:val="0"/>
-          <w:numId w:val="2"/>
-        </w:numPr>
-        <w:spacing w:after="80"/>
-      </w:pPr>
-      <w:r>
-        <w:rPr>
-          <w:sz w:val="22"/>
-          <w:szCs w:val="22"/>
-        </w:rPr>
-        <w:t xml:space="preserve">Do not set compare-at prices without his decision per variant or an agreed rule — explicitly called out as price data, not theme work.</w:t>
+        <w:t xml:space="preserve">Pull the list of affected variants (compareAtPrice &lt; price, or compareAtPrice = 0 while a price exists).</w:t>
+      </w:r>
+    </w:p>
+    <w:p>
+      <w:pPr>
+        <w:pStyle w:val="ListParagraph"/>
+        <w:numPr>
+          <w:ilvl w:val="0"/>
+          <w:numId w:val="2"/>
+        </w:numPr>
+        <w:spacing w:after="80"/>
+      </w:pPr>
+      <w:r>
+        <w:rPr>
+          <w:sz w:val="22"/>
+          <w:szCs w:val="22"/>
+        </w:rPr>
+        <w:t xml:space="preserve">For each affected variant, decide with Muguntha: blank the compare-at price, or set a genuine, verifiable prior price.</w:t>
+      </w:r>
+    </w:p>
+    <w:p>
+      <w:pPr>
+        <w:pStyle w:val="ListParagraph"/>
+        <w:numPr>
+          <w:ilvl w:val="0"/>
+          <w:numId w:val="2"/>
+        </w:numPr>
+        <w:spacing w:after="80"/>
+      </w:pPr>
+      <w:r>
+        <w:rPr>
+          <w:sz w:val="22"/>
+          <w:szCs w:val="22"/>
+        </w:rPr>
+        <w:t xml:space="preserve">Do not set compare-at prices without her decision per variant or an agreed rule.</w:t>
       </w:r>
     </w:p>
     <w:p>
@@ -1531,7 +1516,7 @@
           <w:sz w:val="22"/>
           <w:szCs w:val="22"/>
         </w:rPr>
-        <w:t xml:space="preserve">Not explicitly stated in GA-19’s row — logically, re-run the same compare-at price audit used in the Sept 29 doc and confirm 0 matches remain.</w:t>
+        <w:t xml:space="preserve">Re-run the compare-at price audit, confirm 0 matches remain.</w:t>
       </w:r>
     </w:p>
     <w:p>
@@ -1548,7 +1533,7 @@
           <w:bCs/>
           <w:color w:val="1A1A1A"/>
         </w:rPr>
-        <w:t xml:space="preserve">Part 5 — Add B22 and E14 Bulb Collections</w:t>
+        <w:t xml:space="preserve">Part 5 — Add B22 and E14 Bulb Collections  [DONE (content follow-up requested)]</w:t>
       </w:r>
     </w:p>
     <w:p>
@@ -1578,7 +1563,7 @@
           <w:sz w:val="22"/>
           <w:szCs w:val="22"/>
         </w:rPr>
-        <w:t xml:space="preserve">These collections don’t exist yet on dcvoltage (only E27 does, from the earlier KU-01/02/03 batches).</w:t>
+        <w:t xml:space="preserve">These collections didn’t exist yet on dcvoltage. Created both live: B22 Bulbs (7 products, verified via a thorough sweep of titles/descriptions/tags/SKUs) and E14 Bulbs (1 product, confirmed with Kuberan given the thin count). SEO title + meta description set for both, matching E27 Bulbs’ style. Follow-up requested: bring both up to E27’s full content level (header nav, intro box, quick links, shape table, FAQ, breadcrumb, schema) — not yet built.</w:t>
       </w:r>
     </w:p>
     <w:p>
@@ -1626,75 +1611,58 @@
           <w:sz w:val="22"/>
           <w:szCs w:val="22"/>
         </w:rPr>
-        <w:t xml:space="preserve">Name: “B22 Bulbs” (or similar) — check the existing E27 collection’s title pattern first for consistency.</w:t>
-      </w:r>
-    </w:p>
-    <w:p>
-      <w:pPr>
-        <w:pStyle w:val="ListParagraph"/>
-        <w:numPr>
-          <w:ilvl w:val="0"/>
-          <w:numId w:val="2"/>
-        </w:numPr>
-        <w:spacing w:after="80"/>
-      </w:pPr>
-      <w:r>
-        <w:rPr>
-          <w:sz w:val="22"/>
-          <w:szCs w:val="22"/>
-        </w:rPr>
-        <w:t xml:space="preserve">Set up automated or manual collection rules to pull in all B22-fitting products (same approach used for the E27 collection).</w:t>
-      </w:r>
-    </w:p>
-    <w:p>
-      <w:pPr>
-        <w:pStyle w:val="ListParagraph"/>
-        <w:numPr>
-          <w:ilvl w:val="0"/>
-          <w:numId w:val="2"/>
-        </w:numPr>
-        <w:spacing w:after="80"/>
-      </w:pPr>
-      <w:r>
-        <w:rPr>
-          <w:sz w:val="22"/>
-          <w:szCs w:val="22"/>
-        </w:rPr>
-        <w:t xml:space="preserve">Repeat for E14.</w:t>
-      </w:r>
-    </w:p>
-    <w:p>
-      <w:pPr>
-        <w:pStyle w:val="ListParagraph"/>
-        <w:numPr>
-          <w:ilvl w:val="0"/>
-          <w:numId w:val="2"/>
-        </w:numPr>
-        <w:spacing w:after="80"/>
-      </w:pPr>
-      <w:r>
-        <w:rPr>
-          <w:sz w:val="22"/>
-          <w:szCs w:val="22"/>
-        </w:rPr>
-        <w:t xml:space="preserve">Consider reusing the E27 collection’s template/intro structure (FAQ section, shape table, etc.) once KU-02/KU-03 finish building it out further, per the Sept 29 doc’s own note that these collections “serve as the pattern for later pages.”</w:t>
-      </w:r>
-    </w:p>
-    <w:p>
-      <w:pPr>
-        <w:pStyle w:val="ListParagraph"/>
-        <w:numPr>
-          <w:ilvl w:val="0"/>
-          <w:numId w:val="2"/>
-        </w:numPr>
-        <w:spacing w:after="80"/>
-      </w:pPr>
-      <w:r>
-        <w:rPr>
-          <w:sz w:val="22"/>
-          <w:szCs w:val="22"/>
-        </w:rPr>
-        <w:t xml:space="preserve">Add SEO title and meta description for each new collection, matching the style already used for the E27 collection (P5’s approved meta description is a good reference for tone/length).</w:t>
+        <w:t xml:space="preserve">Name matching the existing E27 collection's title pattern for consistency.</w:t>
+      </w:r>
+    </w:p>
+    <w:p>
+      <w:pPr>
+        <w:pStyle w:val="ListParagraph"/>
+        <w:numPr>
+          <w:ilvl w:val="0"/>
+          <w:numId w:val="2"/>
+        </w:numPr>
+        <w:spacing w:after="80"/>
+      </w:pPr>
+      <w:r>
+        <w:rPr>
+          <w:sz w:val="22"/>
+          <w:szCs w:val="22"/>
+        </w:rPr>
+        <w:t xml:space="preserve">Add matching products manually (same approach used for the E27 collection).</w:t>
+      </w:r>
+    </w:p>
+    <w:p>
+      <w:pPr>
+        <w:pStyle w:val="ListParagraph"/>
+        <w:numPr>
+          <w:ilvl w:val="0"/>
+          <w:numId w:val="2"/>
+        </w:numPr>
+        <w:spacing w:after="80"/>
+      </w:pPr>
+      <w:r>
+        <w:rPr>
+          <w:sz w:val="22"/>
+          <w:szCs w:val="22"/>
+        </w:rPr>
+        <w:t xml:space="preserve">Repeat for the second fitting type.</w:t>
+      </w:r>
+    </w:p>
+    <w:p>
+      <w:pPr>
+        <w:pStyle w:val="ListParagraph"/>
+        <w:numPr>
+          <w:ilvl w:val="0"/>
+          <w:numId w:val="2"/>
+        </w:numPr>
+        <w:spacing w:after="80"/>
+      </w:pPr>
+      <w:r>
+        <w:rPr>
+          <w:sz w:val="22"/>
+          <w:szCs w:val="22"/>
+        </w:rPr>
+        <w:t xml:space="preserve">Add SEO title + meta description, matching the style already used for the E27 collection.</w:t>
       </w:r>
     </w:p>
     <w:p>
@@ -1724,7 +1692,7 @@
           <w:sz w:val="22"/>
           <w:szCs w:val="22"/>
         </w:rPr>
-        <w:t xml:space="preserve">The bot fetches the new collections directly to confirm they exist and are populated.</w:t>
+        <w:t xml:space="preserve">The bot fetches the new collections directly to confirm they exist and are populated. Confirmed live — both return 200, correct products/title.</w:t>
       </w:r>
     </w:p>
     <w:p>
@@ -1741,7 +1709,7 @@
           <w:bCs/>
           <w:color w:val="1A1A1A"/>
         </w:rPr>
-        <w:t xml:space="preserve">Part 6 — Answer-First Intro on the Wall-Light Collection</w:t>
+        <w:t xml:space="preserve">Part 6 — Answer-First Intro on the Wall-Light Collection  [DONE]</w:t>
       </w:r>
     </w:p>
     <w:p>
@@ -1771,7 +1739,7 @@
           <w:sz w:val="22"/>
           <w:szCs w:val="22"/>
         </w:rPr>
-        <w:t xml:space="preserve">No answer-first intro currently on the Wall Light collection. Check how the E27 collection’s intro box was built in task C3 — that field turned out to be plain text, not HTML, so manual line breaks are literal stored newlines, not a rendering issue.</w:t>
+        <w:t xml:space="preserve">No answer-first intro existed on the Wall Light collection — its existing content article opened with a descriptive line, not a direct answer. Fixed: added a short answer-first paragraph above the existing article (nothing else touched, confirmed via diff), and rebuilt the FAQ section's styling into a proper accordion (rotating +/− icon, orange highlight on open, no default browser triangle). Confirmed live.</w:t>
       </w:r>
     </w:p>
     <w:p>
@@ -1819,41 +1787,41 @@
           <w:sz w:val="22"/>
           <w:szCs w:val="22"/>
         </w:rPr>
-        <w:t xml:space="preserve">Add an intro text block above the product grid (same location/pattern as the E27 collection’s “Which E27 bulb do I need?” box).</w:t>
-      </w:r>
-    </w:p>
-    <w:p>
-      <w:pPr>
-        <w:pStyle w:val="ListParagraph"/>
-        <w:numPr>
-          <w:ilvl w:val="0"/>
-          <w:numId w:val="2"/>
-        </w:numPr>
-        <w:spacing w:after="80"/>
-      </w:pPr>
-      <w:r>
-        <w:rPr>
-          <w:sz w:val="22"/>
-          <w:szCs w:val="22"/>
-        </w:rPr>
-        <w:t xml:space="preserve">Write a short, direct answer-first intro — lead with the main buyer question for wall lights, answer in the first 1–2 sentences, matching the organic standards doc’s “answer first” rule.</w:t>
-      </w:r>
-    </w:p>
-    <w:p>
-      <w:pPr>
-        <w:pStyle w:val="ListParagraph"/>
-        <w:numPr>
-          <w:ilvl w:val="0"/>
-          <w:numId w:val="2"/>
-        </w:numPr>
-        <w:spacing w:after="80"/>
-      </w:pPr>
-      <w:r>
-        <w:rPr>
-          <w:sz w:val="22"/>
-          <w:szCs w:val="22"/>
-        </w:rPr>
-        <w:t xml:space="preserve">Check whether the field is plain text or HTML before pasting anything with formatting — type as one continuous paragraph if plain text.</w:t>
+        <w:t xml:space="preserve">Add an intro text block above the product grid.</w:t>
+      </w:r>
+    </w:p>
+    <w:p>
+      <w:pPr>
+        <w:pStyle w:val="ListParagraph"/>
+        <w:numPr>
+          <w:ilvl w:val="0"/>
+          <w:numId w:val="2"/>
+        </w:numPr>
+        <w:spacing w:after="80"/>
+      </w:pPr>
+      <w:r>
+        <w:rPr>
+          <w:sz w:val="22"/>
+          <w:szCs w:val="22"/>
+        </w:rPr>
+        <w:t xml:space="preserve">Write a short, direct answer-first intro — lead with the main buyer question, answer in the first 1-2 sentences.</w:t>
+      </w:r>
+    </w:p>
+    <w:p>
+      <w:pPr>
+        <w:pStyle w:val="ListParagraph"/>
+        <w:numPr>
+          <w:ilvl w:val="0"/>
+          <w:numId w:val="2"/>
+        </w:numPr>
+        <w:spacing w:after="80"/>
+      </w:pPr>
+      <w:r>
+        <w:rPr>
+          <w:sz w:val="22"/>
+          <w:szCs w:val="22"/>
+        </w:rPr>
+        <w:t xml:space="preserve">Check whether the field is plain text or HTML before pasting anything with formatting.</w:t>
       </w:r>
     </w:p>
     <w:p>
@@ -1883,7 +1851,7 @@
           <w:sz w:val="22"/>
           <w:szCs w:val="22"/>
         </w:rPr>
-        <w:t xml:space="preserve">Not explicitly stated — likely the bot fetches the collection page and checks for intro text appearing before the first product.</w:t>
+        <w:t xml:space="preserve">The bot fetches the collection page and checks for intro text appearing before the first product. Confirmed live via raw HTML fetch — intro appears before the existing article heading.</w:t>
       </w:r>
     </w:p>
     <w:p>
@@ -1948,7 +1916,7 @@
           <w:sz w:val="22"/>
           <w:szCs w:val="22"/>
         </w:rPr>
-        <w:t xml:space="preserve">The full Organic Discovery doc (45 site-wide tasks, most not relevant to Kuberan) was read on 2026-10-05 but not saved here in full — flag if it should be archived too.</w:t>
+        <w:t xml:space="preserve">Full GA-19 detail, screenshots, and evidence: GA19_progress_2026-10-05.md / .docx.</w:t>
       </w:r>
     </w:p>
     <w:sectPr>
